--- a/formatted-transcripts/So_Great_Salvation_Series_1_Track_6_Formatted.docx
+++ b/formatted-transcripts/So_Great_Salvation_Series_1_Track_6_Formatted.docx
@@ -124,7 +124,7 @@
           <w:b w:val="0"/>
           <w:i w:val="0"/>
         </w:rPr>
-        <w:t>Among the characteristics of this salvation already examined is the truth, drawn from 1 Timothy chapter 2, that God wants all men to be saved, because Jesus Christ was given as a ransom for everybody. His death is for everybody.</w:t>
+        <w:t>We have looked at the characteristics of this salvation, one of which we read in 1 Timothy chapter 2, verse 4, that God wants all men to be saved, because verse 5 tells us that Jesus Christ was paid a ransom for everybody. We have read how Jesus' death is for everybody.</w:t>
       </w:r>
     </w:p>
     <w:p>
@@ -262,7 +262,7 @@
           <w:b w:val="0"/>
           <w:i w:val="0"/>
         </w:rPr>
-        <w:t>God does not want anybody to perish, but all to come to salvation, to repentance.</w:t>
+        <w:t>Read in 2 Peter 3:9 how God does not want anybody to perish, but all to come to salvation, to repentance.</w:t>
       </w:r>
     </w:p>
     <w:p>
@@ -305,7 +305,7 @@
           <w:b w:val="0"/>
           <w:i w:val="0"/>
         </w:rPr>
-        <w:t>Why, then, are people not saved? One reason is that they have not heard the gospel. Others are found around Christians and around churches—just like Paul—yet remain unsaved. This is also illustrated by the jailer, who was likewise unsaved despite his proximity to the gospel.</w:t>
+        <w:t>Why are people not saved? They have not heard the gospel. They'll be around Christians, they'll be around churches, just like Paul, but they are not saved. Just like the jailer, yet they are not saved.</w:t>
       </w:r>
     </w:p>
     <w:p>
@@ -330,7 +330,7 @@
           <w:b w:val="0"/>
           <w:i w:val="0"/>
         </w:rPr>
-        <w:t>Look at how wide salvation is. It is for everybody. Nobody is destined for destruction—nobody. If the gospel is preached to someone and he refuses, the preacher should learn to go back to that person again, just as several people here got saved that way.</w:t>
+        <w:t>Look at how wide salvation is. It's for everybody. Nobody is destined for destruction. Nobody. If I preach to someone, for instance, and he says no, I should learn to go back to the person again — like we said, several of us here got saved just like that.</w:t>
       </w:r>
     </w:p>
     <w:p>
@@ -343,7 +343,7 @@
           <w:b w:val="0"/>
           <w:i w:val="0"/>
         </w:rPr>
-        <w:t>This is illustrated by the story of David Yonggi Cho, whom I used to know by the name Paul. He is pastor of a church in Korea, the largest in the world today, with about 1.something million members and over 20,000 female pastors. Services run throughout the day, sometimes throughout the week, and the church can only seat maybe 50,000 or 100,000 or even less. That is a work that should be encouraged. When Yonggi Cho got saved, a young lady had been coming to him repeatedly. One day she came to him crying, pleading with him to receive Jesus. He said that if for nothing else, he did not want to see her crying, so he believed—that was how he believed the gospel.</w:t>
+        <w:t>I remember Yonggi Cho's story — David Yonggi Cho, well, I used to know him as Paul. He had this young lady come to him repeatedly. He's pastor of a church in Korea, the largest in the world today — I think they have about 1-point-something million members, and over 20,000 female pastors. The services run throughout the day, sometimes throughout the week. I think the church can only seat maybe 50,000 or 100,000, or even less. That's a work that should be encouraged. Now, when he got saved, the lady had been coming before him repeatedly. Then one day she came and she was crying: "Please receive Jesus." He said, if not for anything, he didn't want her crying — he believed; that's how he believed the gospel.</w:t>
       </w:r>
     </w:p>
     <w:p>
@@ -356,7 +356,7 @@
           <w:b w:val="0"/>
           <w:i w:val="0"/>
         </w:rPr>
-        <w:t>Sometimes, however, a number of preachers preach a gospel of obligation, telling someone, "I have told you; you will not say you did not hear on the last day." We persist because it is love, not obligation, that should be the motivation for preaching the gospel—knowing that nobody is destined for destruction. Nobody in the Islamic world, nobody in the Shintoist world, nobody in the Buddhist world is destined for destruction.</w:t>
+        <w:t>But sometimes a number of us preach a gospel of obligation — "I want to preach Jesus to you," and that guy says, "What?" "Well, I've told you — you won't say you didn't hear on the last day." No. We persist; we preach because it's love that should be the motivation where we preach the gospel, knowing that nobody is destined for destruction. Nobody, nobody in the Islamic world, nobody in the Shintoist world, nobody in the Buddhist world is destined for destruction.</w:t>
       </w:r>
     </w:p>
     <w:p>
@@ -381,7 +381,7 @@
           <w:b w:val="0"/>
           <w:i w:val="0"/>
         </w:rPr>
-        <w:t>Paul mentions the breadth of the love of God, that we may be able to comprehend, with all saints, what is the breadth and length.</w:t>
+        <w:t>Paul mentions the width of the love of God, in verse 18: that we may be able to comprehend, with all saints, what is the breadth and length. Length refers to how long.</w:t>
       </w:r>
     </w:p>
     <w:p>
@@ -462,7 +462,7 @@
           <w:b w:val="0"/>
           <w:i w:val="0"/>
         </w:rPr>
-        <w:t>Length refers to how long. If somebody receives the gospel today, for how long is he saved? By grace are we saved, through faith.</w:t>
+        <w:t>If somebody receives the gospel today, for how long is he saved? By grace are you saved, through faith.</w:t>
       </w:r>
     </w:p>
     <w:p>
@@ -524,7 +524,7 @@
           <w:b w:val="0"/>
           <w:i w:val="0"/>
         </w:rPr>
-        <w:t>Somebody has made sure his love is wide enough for everybody to receive it. Now they have received it—how long will this love last? This person who has received it: how long is his salvation?</w:t>
+        <w:t>Now for how long is this love? Somebody has made sure his love is wide enough for everybody to receive it. Now they have received it — how long will this love last? This person who has received it — how long is his salvation?</w:t>
       </w:r>
     </w:p>
     <w:p>
@@ -537,7 +537,20 @@
           <w:b w:val="0"/>
           <w:i w:val="0"/>
         </w:rPr>
-        <w:t>A few concepts are being propagated in the church, and there is nothing against the growth of light that comes with knowing more, except that certain circles have come to believe that from the point where a man is saved, you cannot determine the end—that you cannot determine the length of that salvation. This is why a number of believers have been saved so many times. One may believe in a ministry, believe in an assembly, believe he has been taught the word of God, and yet in another assembly that has taught the same people, someone will still come out and preach a hot message, give an altar call, and some in their hearts will say, "I believe in my heart now, truly, truly"—because they never knew how long that decision of faith would hold, what it would cost them, or how long it would bear on their life. How long is this love, this grace, that we have received?</w:t>
+        <w:t>A few concepts are being propagated in the church, and I don't have anything against it, except that as we keep growing in the light and keep knowing more, it is fueling certain beliefs in some circles that from the point where a man is saved, you cannot determine the end. So they believe that you cannot determine the length of that salvation.</w:t>
+      </w:r>
+    </w:p>
+    <w:p>
+      <w:pPr>
+        <w:spacing w:after="200"/>
+        <w:jc w:val="both"/>
+      </w:pPr>
+      <w:r>
+        <w:rPr>
+          <w:b w:val="0"/>
+          <w:i w:val="0"/>
+        </w:rPr>
+        <w:t>That's why a number of us have been saved so many times. I believe in this ministry, I believe in this assembly, I believe I've taught you the word of God. But there are some assemblies where you have taught them, and then somebody will still come out and preach a hot message from somewhere and give an altar call for people to be saved, and some folks in their heart just say, "I believe in my heart now, truly, truly" — because they never knew how long. That decision you made, that decision of faith — what will it cost me? How long will it have a bearing on my life? How long is this love, this grace, that we have received? We have received some of those wrong concepts, and all of us at one time believed it, and it doesn't invalidate our salvation.</w:t>
       </w:r>
     </w:p>
     <w:p>
@@ -562,7 +575,7 @@
           <w:b w:val="0"/>
           <w:i w:val="0"/>
         </w:rPr>
-        <w:t>A number of these wrong concepts have, at one time, been believed by all of us, and this does not invalidate our salvation. "Giving your life to Christ" is a phrase for which there is no portion of Scripture that teaches that concept as prominently as it is used. The only place it seems to appear is in Second Corinthians and Thessalonians, which speak of the sacrifice Christians made for other Christians—but that had nothing to do with salvation; rather, it was a fruit of salvation. John wrote that since Christ laid his life down for us, we ought to lay down our lives for the brethren.</w:t>
+        <w:t>Giving your life to Christ — there's no portion of Scripture that teaches that concept, and yet it is so prominent. The only place it seems to appear is in Second Corinthians, Thessalonians, talking about the sacrifice Christians made for other Christians. But that had nothing to do with salvation; rather, it was a fruit of salvation. John wrote that since he laid his life down for us, we ought to lay down our lives for the brethren.</w:t>
       </w:r>
     </w:p>
     <w:p>
@@ -605,7 +618,7 @@
           <w:b w:val="0"/>
           <w:i w:val="0"/>
         </w:rPr>
-        <w:t>This was not speaking of salvation. Yet many of us have believed this concept. The truth is that when I got saved, in 1989—twenty, twenty-one years ago now—I said I gave my life to Christ, because that is what I believed I was doing in my mind. That does not invalidate your salvation, because at the point of salvation you do not know much about salvation theologically; you only believe.</w:t>
+        <w:t>This wasn't speaking of salvation. But a lot of us have believed it. The truth of the matter is this: when I got saved, in 1989 — twenty years today, twenty-one years — I said I gave my life to Christ, because that was what I was doing in my mind. That doesn't invalidate your salvation, because you don't know anything about salvation; you only believe. So I gave my life to Christ. And you hear people say, "I gave it, I took it back, I gave it, I took it back."</w:t>
       </w:r>
     </w:p>
     <w:p>
@@ -618,7 +631,7 @@
           <w:b w:val="0"/>
           <w:i w:val="0"/>
         </w:rPr>
-        <w:t>Many people say, "I gave it, I took it back; I gave it, I took it back." But if you read the Scriptures—John 1:12-14, John 3:16, Acts 8, and so on—what does the sinner do? The sinner receives; he does not give. You are a recipient of the grace of God, a recipient of the life of God.</w:t>
+        <w:t>If you read the Scriptures — John 1:12-14, John 3:16, Acts 8, and so on and so forth — what does the sinner do? The sinner receives; he doesn't give. You are a recipient of the grace of God, a recipient of the life of God. Spiritually, a sinner is dead.</w:t>
       </w:r>
     </w:p>
     <w:p>
@@ -680,7 +693,7 @@
           <w:b w:val="0"/>
           <w:i w:val="0"/>
         </w:rPr>
-        <w:t>Spiritually, a sinner is dead.</w:t>
+        <w:t>Ephesians chapter 2, verse 1 tells you that spiritually a sinner is a dead person.</w:t>
       </w:r>
     </w:p>
     <w:p>
@@ -723,7 +736,7 @@
           <w:b w:val="0"/>
           <w:i w:val="0"/>
         </w:rPr>
-        <w:t>There is no life in the dead to give. If you are referring to your physical life, you gave your physical life to Christ, and that may have meaning someday to you. But at the point of salvation, people receive Jesus Christ; they receive what he has done, they receive the grace of God. To say you gave your life to Christ is acceptable, but it is not totally true, and if that mentality is carried on in life, it produces a works mentality—the belief that since you did something on the day of salvation, you must keep doing something for salvation.</w:t>
+        <w:t>So there is no life in the dead to give. If you are referring to your physical life, you gave your physical life to Christ — maybe it will have a meaning someday to you. But at the point of salvation, people receive Jesus Christ; they receive what he has done, they receive the grace of God. So to say you give your life to Christ is okay, but it's not totally true, and if you carry that mentality on in life, you will have a works mentality — a works belief that since you did something on the day of salvation, you need to keep doing something for salvation.</w:t>
       </w:r>
     </w:p>
     <w:p>
@@ -748,7 +761,20 @@
           <w:b w:val="0"/>
           <w:i w:val="0"/>
         </w:rPr>
-        <w:t>A second concept people carry is that salvation is surrendering to God. Salvation is not surrendering to God, because you cannot surrender to God, and that is not what salvation is. Salvation is not to follow God, it is not to fear God, and it is not church attendance either. There is no problem with the fact that these were the first steps of your salvation—that was what you thought you were doing—but you need to grow spiritually to know that this was not what you actually did. What matters at the point of salvation is to believe in Jesus. A number of things happen on the day you are born again that may not be doctrinally sound to describe; you may not be in the right context of every doctrine. This is why theologians so often do not preach to the unsaved—they do not have time for it, being preoccupied instead with the question of who among those who are saved are truly saved. The concepts held at the first instance are not wrong—you believed that is what you were doing—but as you go on in the faith, you ought to be well taught. That is the reason for meetings like this, church meetings and so on, all over the place, to disciple you properly in the word.</w:t>
+        <w:t>A second concept people have in their minds is that they surrender to God — they call salvation surrendering to God. Salvation is not surrendering to God, because you cannot surrender to God, and that is not what salvation is. Salvation is not to follow God, it's not to fear God, it's not church attendance either. These are the things that people carry on, and there's no problem either — the first steps of your salvation, that was what you thought you were doing. But you need to grow spiritually to know that was not what you did. What matters at the point of salvation is to believe in Jesus.</w:t>
+      </w:r>
+    </w:p>
+    <w:p>
+      <w:pPr>
+        <w:spacing w:after="200"/>
+        <w:jc w:val="both"/>
+      </w:pPr>
+      <w:r>
+        <w:rPr>
+          <w:b w:val="0"/>
+          <w:i w:val="0"/>
+        </w:rPr>
+        <w:t>A number of things will happen on the day you got born again — that may not be doctrinally sound; you may not be in the right context of every doctrine, and all that. That's why I discovered that a lot of theologians don't preach to the unsaved — they don't have time because they are beautiful. Now, who among those who are saved are truly saved? So the concepts at the first instance are not wrong — you believed that's what you were doing. But as you go on in the faith, you ought to be well taught. That's the reason for meetings like this, church meetings and so on, all over the place, to disciple you properly in the word.</w:t>
       </w:r>
     </w:p>
     <w:p>
@@ -773,7 +799,7 @@
           <w:b w:val="0"/>
           <w:i w:val="0"/>
         </w:rPr>
-        <w:t>We also get words like backsliding. Backsliding is a word used also for Christians who are not walking in the light of the word. But technically, backsliding does not refer to believers; backsliding simply means to go back to idols. Most terminologies can carry their proper meaning when they are well explained in the right context and setting, but if "backsliding" is taken to mean losing your salvation, then you are wrongly taught. These things are devised by ministers—and there is no blame in that, because things are also devised to help people at the elementary stages of the Christian walk. Hosea was the one who used the word backsliding, and it meant idol worship. But you will never find the word backsliding in the entire epistles—except when Peter spoke of a dog returning to its vomit, and said it would have been better if the person had not received the knowledge of the truth at all.</w:t>
+        <w:t>We get words like backsliding. Backsliding is a word that I use also — I use it for Christians who are not walking in the light of the word. But technically, backsliding does not refer to believers; backsliding simply means to go back to idols. We also have a word that we use, going back to the world. Most terminologies can have their meaning when they are well explained in the right context and setting. But if it means losing your salvation, then you are wrongly taught. You discover that those things I've said are devised by ministers — I don't blame them, because I also have things I devise to help people at the elementary stages of the Christian world. Hosea was the one that used backsliding, and it meant idol worship. But you will never find the word backsliding in the entire epistles — all the epistles — except when Peter said, a dog returning to his vomit. Peter even said it would have been better if the person had not received the knowledge of the truth at all.</w:t>
       </w:r>
     </w:p>
     <w:p>
@@ -854,7 +880,7 @@
           <w:b w:val="0"/>
           <w:i w:val="0"/>
         </w:rPr>
-        <w:t>Jesus said not to take his own out of the world but to keep them in the world.</w:t>
+        <w:t>Jesus said, take them not out of the world, but keep them in the world.</w:t>
       </w:r>
     </w:p>
     <w:p>
@@ -897,7 +923,7 @@
           <w:b w:val="0"/>
           <w:i w:val="0"/>
         </w:rPr>
-        <w:t>He also said to go into all the world.</w:t>
+        <w:t>He also said, going into all the world — so you ought to be going into the world.</w:t>
       </w:r>
     </w:p>
     <w:p>
@@ -940,7 +966,7 @@
           <w:b w:val="0"/>
           <w:i w:val="0"/>
         </w:rPr>
-        <w:t>The wrong concept here is the question, "What is the world?" The world is treated as evil—fine houses, cars, the shirt one wears is not "from heaven," watching television, seeing movies—and the believer is told he must not go back to the world. But he does not have to go back to the world; he is already there. The church is in the world. Under this wrong belief, "going back to the world" comes to mean going back to old friends, bad friends, with whom one used to run together. Does that happen to Christians? Yes. Have they lost their salvation? There is no answer to that, because it is an incongruous question—it does not make sense. How long is this salvation? Once a man believes and receives that salvation, how long is it for?</w:t>
+        <w:t>The wrong concept — you ask a question: what is the world? The world is evil. What is the world? All these fine, fine houses and cars — that's the world. The shirt on you, is it from heaven? He watches television, he even sees movies, but he doesn't want to go back to the world. He doesn't have to go back to the world — he's already there. The church is in the world. We have that belief: go back to the world — going back to my old friends, my bad friends, then we are still ruling together. Does that happen to Christians? Yes. Have they lost their salvation? I don't have any answer to that — it's an incongruous question, because it doesn't make sense. How long is this salvation? Once a man believes that salvation and receives it, how long is it for?</w:t>
       </w:r>
     </w:p>
     <w:p>
@@ -965,7 +991,7 @@
           <w:b w:val="0"/>
           <w:i w:val="0"/>
         </w:rPr>
-        <w:t>There is no value in grounding the answer in individual experience. I know a brother who was in my secondary school, who was leader of the fellowship and used to lead us in prayer and everything—if you were to see him today, we would have to face the facts. I know my own life too: it has been very hot for the Lord, yet what I did after coming to the Lord, even the Lord alone would know. Individual experiences differ, and there is no point starting from them. If the individual experiences of the Christian life were written down and made into the Bible, how many pages do you think it would take? John said the whole world could not contain the books that would be written; add heaven to that, and the point is stronger still.</w:t>
+        <w:t>There's no point starting to talk about individual experience. I know a brother who was in my secondary school, who was leader of the fellowship — he used to lead us in prayer, everything. If you see him today. I know my own life too — it's been very hot for the Lord; what I did after the Lord, even the Lord will not tell you. Let's go to Christ, our salvation — not to individuals, because individual experiences differ. If you were to write individual experiences of the Christian life and make it the Bible, how many pages do you think we would have? John was saying the whole world will not contain it — now just add heaven to this one.</w:t>
       </w:r>
     </w:p>
     <w:p>
@@ -1008,7 +1034,7 @@
           <w:b w:val="0"/>
           <w:i w:val="0"/>
         </w:rPr>
-        <w:t>That is why everything is centered on Jesus. We may not yet see all things put under his feet, but we see Jesus—Christ our man, because the concept of salvation comes through Jesus Christ the man.</w:t>
+        <w:t>That is why everything is centered on Jesus. We may not see all things put under his feet, but we see Jesus — Christ our man, because we said the salvation concept comes through Jesus Christ the man.</w:t>
       </w:r>
     </w:p>
     <w:p>
@@ -1033,7 +1059,7 @@
           <w:b w:val="0"/>
           <w:i w:val="0"/>
         </w:rPr>
-        <w:t>Why did Jesus become a man—why did God become a man? Consider the alternative: did God become a man, or was it a film trick, God merely dressed like a man, so that everything was just a film trick? On that view, he was not hungry—that was a lie. He was not tempted—he was only gisting with the devil. He did not eat food, since God does not eat food; there was no alimentary canal, for he was only sustained by the power of God. He was not sleeping at all—no sleep; had anyone moved near him he would have said, "I see you, I see you." He was not tired—that was a lie. He was not playing; he was just shouting—all a lie. On this reasoning, he was not a man, and so he did not die for anybody's sins; he was not crucified—that too would be a lie, for how can you crucify God?</w:t>
+        <w:t>Why did Jesus become a man? Or why did God become a man? Did God become a man, or is it a film trick, or he dressed like a man, so everything was just a film trick? He was not hungry — he was lying. He was not tempted — he was gisting with the devil. He was not eating food — God doesn't eat food; there was no alimentary canal; he was going in his spirit, churned out by the power of God. He was not sleeping at all — no sleep. He was not sleeping — if he had moved near, he would have said, "I see you, I see you." He was not tired — he was lying. He was not playing, he was just shouting — was a lie. He was not a man, so he didn't die for anybody's sins. He was not crucified — he's a lie. How can you crucify God?</w:t>
       </w:r>
     </w:p>
     <w:p>
@@ -1046,7 +1072,7 @@
           <w:b w:val="0"/>
           <w:i w:val="0"/>
         </w:rPr>
-        <w:t>But we all know he is a man. He was raised from the dead. Was God raised from the dead? The real question is whether he died at all. He was raised from the dead. So he is a man—for our salvation.</w:t>
+        <w:t>So we all know he's a man. He was raised from the dead. Was God raised from the dead? The question is did he die at all? He was raised from the dead. So why is he a man? He is a man for our salvation.</w:t>
       </w:r>
     </w:p>
     <w:p>
@@ -1071,7 +1097,7 @@
           <w:b w:val="0"/>
           <w:i w:val="0"/>
         </w:rPr>
-        <w:t>The Bible teaches something factual on this point, found in First Corinthians 15: Jesus Christ will remain a man until he has put all enemies under his feet.</w:t>
+        <w:t>And the Bible teaches us something factual, and this is in First Corinthians 15: Jesus Christ will remain a man until — as I've shared with you before — he must reign as a man till he has put all enemies under his feet.</w:t>
       </w:r>
     </w:p>
     <w:p>
@@ -1152,7 +1178,7 @@
           <w:b w:val="0"/>
           <w:i w:val="0"/>
         </w:rPr>
-        <w:t>He will reign until that point when man will be fully restored into his place of dignity, dominion, and authority in Christ. So Jesus is a man—that is our salvation, no doubt about that. He sits at the right hand of God today as the salvation of humanity.</w:t>
+        <w:t>So he will reign until that point a man will be fully restored into his place of dignity, dominion, and authority in Christ. So Jesus is a man — that is our salvation, no doubt about that. So he sits at the right hand of God today as the salvation of humanity.</w:t>
       </w:r>
     </w:p>
     <w:p>
@@ -1277,7 +1303,7 @@
           <w:b w:val="0"/>
           <w:i w:val="0"/>
         </w:rPr>
-        <w:t>He ever lives—not talking about God living in the abstract, but a man living at the right hand of God. He is living as a man forever, to grant forever salvation. Reading the same passage from the Amplified Bible, Classic Edition, for greater clarity:</w:t>
+        <w:t>He ever lives — not talking about God living; he's talking about a man living at the right hand of God. He's living as a man forever, to grant forever salvation. Salvation is either complete or there is no salvation. Salvation is either forever or it's not salvation. So it's incongruous to say you lose salvation.</w:t>
       </w:r>
     </w:p>
     <w:p>
@@ -1377,7 +1403,7 @@
           <w:b w:val="0"/>
           <w:i w:val="0"/>
         </w:rPr>
-        <w:t>If he is said to be able to keep saving people forever, that would mean that as many times as people come to him, he keeps saving them. But he says he is able to save to the uttermost—so those who are saved forever, those who are saved completely, are those who come to God through him, since he is always living to make petitions to God, intercede for them, and intervene for them. So how long is salvation? As long as Jesus is alive, it is a forever salvation. How long is the Lord? Forever.</w:t>
+        <w:t>If he has said he's able to keep saving people forever, that would mean that as many times as people come to him, he keeps saving them. But he says he's able to save to the uttermost. So those who are saved forever are those who come to God through him; those who are saved completely are those who come to God through him, since he is always living to make petitions to God and intercede for them and intervene for them. So how long is salvation? As long as Jesus is alive, it's a forever salvation. How long is the Lord? Forever.</w:t>
       </w:r>
     </w:p>
     <w:p>
@@ -1390,7 +1416,7 @@
           <w:b w:val="0"/>
           <w:i w:val="0"/>
         </w:rPr>
-        <w:t>Hebrews 9:12 calls this an eternal redemption.</w:t>
+        <w:t>Hebrews chapter 9, verse 12 calls it an eternal redemption.</w:t>
       </w:r>
     </w:p>
     <w:p>
@@ -1562,7 +1588,7 @@
           <w:b w:val="0"/>
           <w:i w:val="0"/>
         </w:rPr>
-        <w:t>So the salvation, the redemption, is forever. It is not temporary; it is forever. How long is that salvation? Forever. Better still, it does not have time limits—that is the way to put it. So once a man is saved, he is always saved. What if he commits sin? Christ continues to live to keep saving those he has saved, to make intercession for them, to be a guarantor for them, to be an advocate for them.</w:t>
+        <w:t>So the salvation, the redemption, is forever. It's not temporary. It is forever. How long is that salvation? Forever. Better still, it doesn't have time limits — that's the way to put it. So once a man is saved, he's always saved. What if he commits sin? He lives to keep saving those he has saved, to make intercession for them, to be a guarantor for them, to be an advocate for them.</w:t>
       </w:r>
     </w:p>
     <w:p>
@@ -1575,6 +1601,19 @@
           <w:i w:val="0"/>
         </w:rPr>
         <w:t>Christ's Intercession and the Believer's Eternal Security</w:t>
+      </w:r>
+    </w:p>
+    <w:p>
+      <w:pPr>
+        <w:spacing w:after="200"/>
+        <w:jc w:val="both"/>
+      </w:pPr>
+      <w:r>
+        <w:rPr>
+          <w:b w:val="0"/>
+          <w:i w:val="0"/>
+        </w:rPr>
+        <w:t>You make intercession for somebody who is guilty, who is wrong. So after salvation, he makes intercession for us — that means he remains the guarantor of the sinning Christian as long as he is alive. Let's see the effect of that intercession.</w:t>
       </w:r>
     </w:p>
     <w:p>
@@ -1731,7 +1770,7 @@
           <w:b w:val="0"/>
           <w:i w:val="0"/>
         </w:rPr>
-        <w:t>You make intercession for somebody who is guilty, who is wrong. So after salvation, Christ makes intercession for us, meaning he remains the guarantor of the sinning Christian as long as he is alive. Nothing is able to separate us. That is all you need to be guaranteed eternal salvation—there is an eternal security in Christ. What is that security? Christ Jesus himself, who sits at the right hand of God: he ever lives to make intercession for us. Salvation is forever.</w:t>
+        <w:t>How long is the Lord? Forever. How long is the Christian? Nothing is able to separate us. We have come to God thinking that's all you need to do to be guaranteed eternal salvation. So there's an eternal security in Christ. What is that security? Christ Jesus himself, who sits at the right hand of God, he ever lives to make intercession for us. Salvation is forever.</w:t>
       </w:r>
     </w:p>
     <w:p>
@@ -1744,7 +1783,7 @@
           <w:b w:val="0"/>
           <w:i w:val="0"/>
         </w:rPr>
-        <w:t>This is all over the Scriptures. Jude 24 tells us that it is he who is able to keep us from falling.</w:t>
+        <w:t>I don't know why people have a problem with this. I've been trying to think for years why people have issues with this, and it's all over the Scriptures. The Bible tells us in Jude 24 that it is he that is able to keep us from falling.</w:t>
       </w:r>
     </w:p>
     <w:p>
@@ -1787,7 +1826,7 @@
           <w:b w:val="0"/>
           <w:i w:val="0"/>
         </w:rPr>
-        <w:t>Paul spoke of this as well: if you see a servant of God who is missing it, who are you that judges another man's servant? His own master is able to make him stand.</w:t>
+        <w:t>Paul was even talking about this — if you see a servant of God who is missing it, he said, who are you that judges another man's servant?</w:t>
       </w:r>
     </w:p>
     <w:p>
@@ -1830,7 +1869,7 @@
           <w:b w:val="0"/>
           <w:i w:val="0"/>
         </w:rPr>
-        <w:t>So we have an eternal salvation.</w:t>
+        <w:t>Leave him alone — his master is able to make him stand. So we have an eternal salvation.</w:t>
       </w:r>
     </w:p>
     <w:p>
@@ -1936,7 +1975,7 @@
           <w:b w:val="0"/>
           <w:i w:val="0"/>
         </w:rPr>
-        <w:t>Is this conditional? The Greek text does not actually contain the word "man" in the phrase rendered "no man is able"; it simply says none is able to pluck them out of his hand. The one who plucks people away is the devil—no wonder Paul said neither height nor depth, things present nor things to come, this world nor the world to come, no creature, no principality, no power—it did not say this on the condition of their keeping on, but that Christ lives forever to make intercession for us. How long? It is forever. God did not grant us temporary salvation; he gave us eternal life. Eternal life is the length of our salvation.</w:t>
+        <w:t>Is this conditional? Actually, the word "man" is not there — none is able to pluck them out of his hand. Who plucks people is the devil. No wonder Paul said neither height nor depth, things present, things to come, this world or the world to come, no creature, no principality, no power — it did not say it's because they will keep on — no, he forever lives to make intercession for us. How long? It's forever. God did not grant us temporary salvation. He gave us eternal life. Eternal life is the length of our salvation.</w:t>
       </w:r>
     </w:p>
     <w:p>
@@ -1949,7 +1988,7 @@
           <w:b w:val="0"/>
           <w:i w:val="0"/>
         </w:rPr>
-        <w:t>How can you receive eternal life and then have something happen that means it is not eternal life? The common idea of eternal life is that one day people will get to heaven, and then they believe they have eternal life—that it means to live forever in the presence of God. They say, "I want to see eternal life; Lord, save my soul," believing that only when they get to heaven will they have eternal life, that then the devil cannot get them again, sin cannot bring them down again, weakness cannot bring them down again, and they are there with God forever. And they are right about the value of eternal life—but we have eternal life now.</w:t>
+        <w:t>How can you receive eternal life and then have something happen that means it's not eternal life? The idea of eternal life is that one day they will get to heaven — then they believe in eternal life, that it means to live forever in the presence of God. They say, "I want to see eternal life, Lord, save my soul," because they believe that when you get to heaven, then you have eternal life — then the devil cannot get you again, then sin cannot bring you down again, then weakness cannot bring you down again, then you are there with God forever. And they are right — that means they know the value of eternal life. But I'm glad to tell you that we have eternal life.</w:t>
       </w:r>
     </w:p>
     <w:p>
@@ -2022,7 +2061,7 @@
           <w:b w:val="0"/>
           <w:i w:val="0"/>
         </w:rPr>
-        <w:t>He that believes has eternal life forever. I am saved forever; I am born again.</w:t>
+        <w:t>He that believes has eternal life forever. I am saved forever. I'm born.</w:t>
       </w:r>
     </w:p>
     <w:p>
@@ -2047,7 +2086,7 @@
           <w:b w:val="0"/>
           <w:i w:val="0"/>
         </w:rPr>
-        <w:t>Part of what is called salvation is not merely not sinning—it is being gotten back on track every time you sin, being given forgiveness every time you sin, being kept from falling away every time you sin. That is what is called salvation. How long is salvation? Forever—because salvation includes the intercessory work of Jesus, the love of God, the grace of our Lord Jesus Christ, the fellowship of the Spirit, the love of the Father, the righteousness. That is salvation.</w:t>
+        <w:t>Part of what is called salvation is not sinning — it's getting you back on track every time you sin, giving you forgiveness every time you sin, keeping you from falling away every time you sin. That is what is called salvation. How long is salvation? Forever. Because salvation includes the intercessory work of Jesus, the love of God, the grace of our Lord Jesus Christ, the fellowship of the Spirit, the love of the Father, the righteousness. That is salvation.</w:t>
       </w:r>
     </w:p>
     <w:p>
@@ -2060,7 +2099,7 @@
           <w:b w:val="0"/>
           <w:i w:val="0"/>
         </w:rPr>
-        <w:t>There is no life you are taking back. Having said yes to Jesus from that point, he is responsible for you. When the gospel is preached, the aim is simply to have men say yes from that point for the rest of their life—only one man is thereafter responsible for them, and that is Jesus Christ. He is able to keep you from falling; he is an ever-present help in time of need. So the work of grace does not stop when you say yes to the gospel—the work of grace is forever in your life.</w:t>
+        <w:t>So there's no life you're taking back. I've said yes to Jesus from that point. He is responsible for you. When we preach the gospel, just tell men to say yes from that point for the rest of their life. Only one man is responsible for them. It's called Jesus Christ. Just make them say yes. He is able to keep you from falling. He is an ever present help in time of need. So the work of grace does not stop when you say yes to the gospel. The work of grace is forever in your life.</w:t>
       </w:r>
     </w:p>
     <w:sectPr>
